--- a/resources/CV.docx
+++ b/resources/CV.docx
@@ -13,14 +13,14 @@
         <w:gridCol w:w="1157"/>
         <w:gridCol w:w="549"/>
         <w:gridCol w:w="236"/>
-        <w:gridCol w:w="308"/>
-        <w:gridCol w:w="228"/>
+        <w:gridCol w:w="536"/>
         <w:gridCol w:w="236"/>
-        <w:gridCol w:w="166"/>
-        <w:gridCol w:w="70"/>
-        <w:gridCol w:w="1550"/>
-        <w:gridCol w:w="1949"/>
-        <w:gridCol w:w="1785"/>
+        <w:gridCol w:w="236"/>
+        <w:gridCol w:w="20"/>
+        <w:gridCol w:w="540"/>
+        <w:gridCol w:w="1530"/>
+        <w:gridCol w:w="1620"/>
+        <w:gridCol w:w="1574"/>
         <w:gridCol w:w="496"/>
       </w:tblGrid>
       <w:tr>
@@ -338,7 +338,6 @@
         <w:tc>
           <w:tcPr>
             <w:tcW w:w="536" w:type="dxa"/>
-            <w:gridSpan w:val="2"/>
             <w:tcBorders>
               <w:top w:val="nil"/>
               <w:left w:val="nil"/>
@@ -389,7 +388,7 @@
         <w:tc>
           <w:tcPr>
             <w:tcW w:w="5520" w:type="dxa"/>
-            <w:gridSpan w:val="5"/>
+            <w:gridSpan w:val="6"/>
             <w:vMerge w:val="restart"/>
             <w:tcBorders>
               <w:top w:val="nil"/>
@@ -547,7 +546,6 @@
         <w:tc>
           <w:tcPr>
             <w:tcW w:w="536" w:type="dxa"/>
-            <w:gridSpan w:val="2"/>
             <w:tcBorders>
               <w:top w:val="nil"/>
               <w:left w:val="nil"/>
@@ -598,7 +596,7 @@
         <w:tc>
           <w:tcPr>
             <w:tcW w:w="5520" w:type="dxa"/>
-            <w:gridSpan w:val="5"/>
+            <w:gridSpan w:val="6"/>
             <w:vMerge/>
             <w:tcBorders>
               <w:top w:val="nil"/>
@@ -755,7 +753,6 @@
         <w:tc>
           <w:tcPr>
             <w:tcW w:w="536" w:type="dxa"/>
-            <w:gridSpan w:val="2"/>
             <w:tcBorders>
               <w:top w:val="nil"/>
               <w:left w:val="nil"/>
@@ -806,7 +803,7 @@
         <w:tc>
           <w:tcPr>
             <w:tcW w:w="5520" w:type="dxa"/>
-            <w:gridSpan w:val="5"/>
+            <w:gridSpan w:val="6"/>
             <w:vMerge/>
             <w:tcBorders>
               <w:top w:val="nil"/>
@@ -963,7 +960,6 @@
         <w:tc>
           <w:tcPr>
             <w:tcW w:w="536" w:type="dxa"/>
-            <w:gridSpan w:val="2"/>
             <w:tcBorders>
               <w:top w:val="nil"/>
               <w:left w:val="nil"/>
@@ -1014,7 +1010,7 @@
         <w:tc>
           <w:tcPr>
             <w:tcW w:w="5520" w:type="dxa"/>
-            <w:gridSpan w:val="5"/>
+            <w:gridSpan w:val="6"/>
             <w:vMerge/>
             <w:tcBorders>
               <w:top w:val="nil"/>
@@ -1070,7 +1066,7 @@
         </w:trPr>
         <w:tc>
           <w:tcPr>
-            <w:tcW w:w="7079" w:type="dxa"/>
+            <w:tcW w:w="7290" w:type="dxa"/>
             <w:gridSpan w:val="11"/>
             <w:tcBorders>
               <w:top w:val="nil"/>
@@ -1096,6 +1092,7 @@
                 <w14:ligatures w14:val="none"/>
               </w:rPr>
             </w:pPr>
+            <w:proofErr w:type="spellStart"/>
             <w:r>
               <w:rPr>
                 <w:rFonts w:ascii="SimSun" w:eastAsia="SimSun" w:hAnsi="SimSun" w:cs="Times New Roman" w:hint="eastAsia"/>
@@ -1107,13 +1104,27 @@
                 <w:szCs w:val="30"/>
                 <w14:ligatures w14:val="none"/>
               </w:rPr>
-              <w:t>中华人民共和国驻越南大使馆领事部:</w:t>
+              <w:t>中华人民共和国驻越南大使馆领事部</w:t>
             </w:r>
-          </w:p>
-        </w:tc>
-        <w:tc>
-          <w:tcPr>
-            <w:tcW w:w="1785" w:type="dxa"/>
+            <w:proofErr w:type="spellEnd"/>
+            <w:r>
+              <w:rPr>
+                <w:rFonts w:ascii="SimSun" w:eastAsia="SimSun" w:hAnsi="SimSun" w:cs="Times New Roman" w:hint="eastAsia"/>
+                <w:b/>
+                <w:bCs/>
+                <w:color w:val="000000"/>
+                <w:kern w:val="0"/>
+                <w:sz w:val="30"/>
+                <w:szCs w:val="30"/>
+                <w14:ligatures w14:val="none"/>
+              </w:rPr>
+              <w:t>:</w:t>
+            </w:r>
+          </w:p>
+        </w:tc>
+        <w:tc>
+          <w:tcPr>
+            <w:tcW w:w="1574" w:type="dxa"/>
             <w:tcBorders>
               <w:top w:val="nil"/>
               <w:left w:val="nil"/>
@@ -1288,7 +1299,6 @@
         <w:tc>
           <w:tcPr>
             <w:tcW w:w="536" w:type="dxa"/>
-            <w:gridSpan w:val="2"/>
             <w:tcBorders>
               <w:top w:val="nil"/>
               <w:left w:val="nil"/>
@@ -1339,82 +1349,82 @@
         <w:tc>
           <w:tcPr>
             <w:tcW w:w="236" w:type="dxa"/>
-            <w:gridSpan w:val="2"/>
-            <w:tcBorders>
-              <w:top w:val="nil"/>
-              <w:left w:val="nil"/>
-              <w:bottom w:val="nil"/>
-              <w:right w:val="nil"/>
-            </w:tcBorders>
-            <w:vAlign w:val="bottom"/>
-            <w:hideMark/>
-          </w:tcPr>
-          <w:p>
-            <w:pPr>
-              <w:spacing w:after="0" w:line="240" w:lineRule="auto"/>
-              <w:rPr>
-                <w:rFonts w:ascii="Times New Roman" w:eastAsia="Times New Roman" w:hAnsi="Times New Roman" w:cs="Times New Roman"/>
-                <w:kern w:val="0"/>
-                <w:sz w:val="20"/>
-                <w:szCs w:val="20"/>
-                <w14:ligatures w14:val="none"/>
-              </w:rPr>
-            </w:pPr>
-          </w:p>
-        </w:tc>
-        <w:tc>
-          <w:tcPr>
-            <w:tcW w:w="1550" w:type="dxa"/>
-            <w:tcBorders>
-              <w:top w:val="nil"/>
-              <w:left w:val="nil"/>
-              <w:bottom w:val="nil"/>
-              <w:right w:val="nil"/>
-            </w:tcBorders>
-            <w:vAlign w:val="bottom"/>
-            <w:hideMark/>
-          </w:tcPr>
-          <w:p>
-            <w:pPr>
-              <w:spacing w:after="0" w:line="240" w:lineRule="auto"/>
-              <w:rPr>
-                <w:rFonts w:ascii="Times New Roman" w:eastAsia="Times New Roman" w:hAnsi="Times New Roman" w:cs="Times New Roman"/>
-                <w:kern w:val="0"/>
-                <w:sz w:val="20"/>
-                <w:szCs w:val="20"/>
-                <w14:ligatures w14:val="none"/>
-              </w:rPr>
-            </w:pPr>
-          </w:p>
-        </w:tc>
-        <w:tc>
-          <w:tcPr>
-            <w:tcW w:w="1949" w:type="dxa"/>
-            <w:tcBorders>
-              <w:top w:val="nil"/>
-              <w:left w:val="nil"/>
-              <w:bottom w:val="nil"/>
-              <w:right w:val="nil"/>
-            </w:tcBorders>
-            <w:vAlign w:val="bottom"/>
-            <w:hideMark/>
-          </w:tcPr>
-          <w:p>
-            <w:pPr>
-              <w:spacing w:after="0" w:line="240" w:lineRule="auto"/>
-              <w:rPr>
-                <w:rFonts w:ascii="Times New Roman" w:eastAsia="Times New Roman" w:hAnsi="Times New Roman" w:cs="Times New Roman"/>
-                <w:kern w:val="0"/>
-                <w:sz w:val="20"/>
-                <w:szCs w:val="20"/>
-                <w14:ligatures w14:val="none"/>
-              </w:rPr>
-            </w:pPr>
-          </w:p>
-        </w:tc>
-        <w:tc>
-          <w:tcPr>
-            <w:tcW w:w="1785" w:type="dxa"/>
+            <w:tcBorders>
+              <w:top w:val="nil"/>
+              <w:left w:val="nil"/>
+              <w:bottom w:val="nil"/>
+              <w:right w:val="nil"/>
+            </w:tcBorders>
+            <w:vAlign w:val="bottom"/>
+            <w:hideMark/>
+          </w:tcPr>
+          <w:p>
+            <w:pPr>
+              <w:spacing w:after="0" w:line="240" w:lineRule="auto"/>
+              <w:rPr>
+                <w:rFonts w:ascii="Times New Roman" w:eastAsia="Times New Roman" w:hAnsi="Times New Roman" w:cs="Times New Roman"/>
+                <w:kern w:val="0"/>
+                <w:sz w:val="20"/>
+                <w:szCs w:val="20"/>
+                <w14:ligatures w14:val="none"/>
+              </w:rPr>
+            </w:pPr>
+          </w:p>
+        </w:tc>
+        <w:tc>
+          <w:tcPr>
+            <w:tcW w:w="2090" w:type="dxa"/>
+            <w:gridSpan w:val="3"/>
+            <w:tcBorders>
+              <w:top w:val="nil"/>
+              <w:left w:val="nil"/>
+              <w:bottom w:val="nil"/>
+              <w:right w:val="nil"/>
+            </w:tcBorders>
+            <w:vAlign w:val="bottom"/>
+            <w:hideMark/>
+          </w:tcPr>
+          <w:p>
+            <w:pPr>
+              <w:spacing w:after="0" w:line="240" w:lineRule="auto"/>
+              <w:rPr>
+                <w:rFonts w:ascii="Times New Roman" w:eastAsia="Times New Roman" w:hAnsi="Times New Roman" w:cs="Times New Roman"/>
+                <w:kern w:val="0"/>
+                <w:sz w:val="20"/>
+                <w:szCs w:val="20"/>
+                <w14:ligatures w14:val="none"/>
+              </w:rPr>
+            </w:pPr>
+          </w:p>
+        </w:tc>
+        <w:tc>
+          <w:tcPr>
+            <w:tcW w:w="1620" w:type="dxa"/>
+            <w:tcBorders>
+              <w:top w:val="nil"/>
+              <w:left w:val="nil"/>
+              <w:bottom w:val="nil"/>
+              <w:right w:val="nil"/>
+            </w:tcBorders>
+            <w:vAlign w:val="bottom"/>
+            <w:hideMark/>
+          </w:tcPr>
+          <w:p>
+            <w:pPr>
+              <w:spacing w:after="0" w:line="240" w:lineRule="auto"/>
+              <w:rPr>
+                <w:rFonts w:ascii="Times New Roman" w:eastAsia="Times New Roman" w:hAnsi="Times New Roman" w:cs="Times New Roman"/>
+                <w:kern w:val="0"/>
+                <w:sz w:val="20"/>
+                <w:szCs w:val="20"/>
+                <w14:ligatures w14:val="none"/>
+              </w:rPr>
+            </w:pPr>
+          </w:p>
+        </w:tc>
+        <w:tc>
+          <w:tcPr>
+            <w:tcW w:w="1574" w:type="dxa"/>
             <w:tcBorders>
               <w:top w:val="nil"/>
               <w:left w:val="nil"/>
@@ -1978,7 +1988,7 @@
         </w:trPr>
         <w:tc>
           <w:tcPr>
-            <w:tcW w:w="5130" w:type="dxa"/>
+            <w:tcW w:w="5670" w:type="dxa"/>
             <w:gridSpan w:val="10"/>
             <w:tcBorders>
               <w:top w:val="nil"/>
@@ -2004,7 +2014,7 @@
         </w:tc>
         <w:tc>
           <w:tcPr>
-            <w:tcW w:w="1949" w:type="dxa"/>
+            <w:tcW w:w="1620" w:type="dxa"/>
             <w:tcBorders>
               <w:top w:val="nil"/>
               <w:left w:val="nil"/>
@@ -2029,7 +2039,7 @@
         </w:tc>
         <w:tc>
           <w:tcPr>
-            <w:tcW w:w="1785" w:type="dxa"/>
+            <w:tcW w:w="1574" w:type="dxa"/>
             <w:tcBorders>
               <w:top w:val="nil"/>
               <w:left w:val="nil"/>
@@ -2137,7 +2147,7 @@
         </w:tc>
         <w:tc>
           <w:tcPr>
-            <w:tcW w:w="3343" w:type="dxa"/>
+            <w:tcW w:w="3883" w:type="dxa"/>
             <w:gridSpan w:val="8"/>
             <w:tcBorders>
               <w:top w:val="nil"/>
@@ -2179,7 +2189,7 @@
         </w:tc>
         <w:tc>
           <w:tcPr>
-            <w:tcW w:w="1949" w:type="dxa"/>
+            <w:tcW w:w="1620" w:type="dxa"/>
             <w:tcBorders>
               <w:top w:val="nil"/>
               <w:left w:val="nil"/>
@@ -2207,7 +2217,7 @@
         </w:tc>
         <w:tc>
           <w:tcPr>
-            <w:tcW w:w="1785" w:type="dxa"/>
+            <w:tcW w:w="1574" w:type="dxa"/>
             <w:tcBorders>
               <w:top w:val="nil"/>
               <w:left w:val="nil"/>
@@ -2262,7 +2272,7 @@
         </w:trPr>
         <w:tc>
           <w:tcPr>
-            <w:tcW w:w="5130" w:type="dxa"/>
+            <w:tcW w:w="5670" w:type="dxa"/>
             <w:gridSpan w:val="10"/>
             <w:tcBorders>
               <w:top w:val="nil"/>
@@ -2288,7 +2298,7 @@
         </w:tc>
         <w:tc>
           <w:tcPr>
-            <w:tcW w:w="1949" w:type="dxa"/>
+            <w:tcW w:w="1620" w:type="dxa"/>
             <w:tcBorders>
               <w:top w:val="nil"/>
               <w:left w:val="nil"/>
@@ -2313,7 +2323,7 @@
         </w:tc>
         <w:tc>
           <w:tcPr>
-            <w:tcW w:w="1785" w:type="dxa"/>
+            <w:tcW w:w="1574" w:type="dxa"/>
             <w:tcBorders>
               <w:top w:val="nil"/>
               <w:left w:val="nil"/>
@@ -2518,7 +2528,7 @@
         </w:trPr>
         <w:tc>
           <w:tcPr>
-            <w:tcW w:w="5130" w:type="dxa"/>
+            <w:tcW w:w="5670" w:type="dxa"/>
             <w:gridSpan w:val="10"/>
             <w:tcBorders>
               <w:top w:val="nil"/>
@@ -2560,7 +2570,7 @@
         </w:tc>
         <w:tc>
           <w:tcPr>
-            <w:tcW w:w="1949" w:type="dxa"/>
+            <w:tcW w:w="1620" w:type="dxa"/>
             <w:tcBorders>
               <w:top w:val="nil"/>
               <w:left w:val="nil"/>
@@ -2588,7 +2598,7 @@
         </w:tc>
         <w:tc>
           <w:tcPr>
-            <w:tcW w:w="1785" w:type="dxa"/>
+            <w:tcW w:w="1574" w:type="dxa"/>
             <w:tcBorders>
               <w:top w:val="nil"/>
               <w:left w:val="nil"/>
@@ -2643,7 +2653,7 @@
         </w:trPr>
         <w:tc>
           <w:tcPr>
-            <w:tcW w:w="5130" w:type="dxa"/>
+            <w:tcW w:w="5670" w:type="dxa"/>
             <w:gridSpan w:val="10"/>
             <w:tcBorders>
               <w:top w:val="nil"/>
@@ -2685,7 +2695,7 @@
         </w:tc>
         <w:tc>
           <w:tcPr>
-            <w:tcW w:w="1949" w:type="dxa"/>
+            <w:tcW w:w="1620" w:type="dxa"/>
             <w:tcBorders>
               <w:top w:val="nil"/>
               <w:left w:val="nil"/>
@@ -2713,7 +2723,7 @@
         </w:tc>
         <w:tc>
           <w:tcPr>
-            <w:tcW w:w="1785" w:type="dxa"/>
+            <w:tcW w:w="1574" w:type="dxa"/>
             <w:tcBorders>
               <w:top w:val="nil"/>
               <w:left w:val="nil"/>
@@ -2793,6 +2803,7 @@
                 <w14:ligatures w14:val="none"/>
               </w:rPr>
             </w:pPr>
+            <w:proofErr w:type="spellStart"/>
             <w:r>
               <w:rPr>
                 <w:rFonts w:ascii="SimSun" w:eastAsia="SimSun" w:hAnsi="SimSun" w:cs="Times New Roman" w:hint="eastAsia"/>
@@ -2806,12 +2817,13 @@
               </w:rPr>
               <w:t>序号</w:t>
             </w:r>
-          </w:p>
-        </w:tc>
-        <w:tc>
-          <w:tcPr>
-            <w:tcW w:w="2250" w:type="dxa"/>
-            <w:gridSpan w:val="4"/>
+            <w:proofErr w:type="spellEnd"/>
+          </w:p>
+        </w:tc>
+        <w:tc>
+          <w:tcPr>
+            <w:tcW w:w="2970" w:type="dxa"/>
+            <w:gridSpan w:val="7"/>
             <w:tcBorders>
               <w:top w:val="single" w:sz="4" w:space="0" w:color="auto"/>
               <w:left w:val="nil"/>
@@ -2853,8 +2865,7 @@
         </w:tc>
         <w:tc>
           <w:tcPr>
-            <w:tcW w:w="630" w:type="dxa"/>
-            <w:gridSpan w:val="3"/>
+            <w:tcW w:w="540" w:type="dxa"/>
             <w:tcBorders>
               <w:top w:val="single" w:sz="4" w:space="0" w:color="auto"/>
               <w:left w:val="nil"/>
@@ -2896,8 +2907,7 @@
         </w:tc>
         <w:tc>
           <w:tcPr>
-            <w:tcW w:w="1620" w:type="dxa"/>
-            <w:gridSpan w:val="2"/>
+            <w:tcW w:w="1530" w:type="dxa"/>
             <w:tcBorders>
               <w:top w:val="single" w:sz="4" w:space="0" w:color="auto"/>
               <w:left w:val="nil"/>
@@ -2939,7 +2949,7 @@
         </w:tc>
         <w:tc>
           <w:tcPr>
-            <w:tcW w:w="1949" w:type="dxa"/>
+            <w:tcW w:w="1620" w:type="dxa"/>
             <w:tcBorders>
               <w:top w:val="single" w:sz="4" w:space="0" w:color="auto"/>
               <w:left w:val="nil"/>
@@ -2981,7 +2991,7 @@
         </w:tc>
         <w:tc>
           <w:tcPr>
-            <w:tcW w:w="1785" w:type="dxa"/>
+            <w:tcW w:w="1574" w:type="dxa"/>
             <w:tcBorders>
               <w:top w:val="single" w:sz="4" w:space="0" w:color="auto"/>
               <w:left w:val="nil"/>
@@ -3087,8 +3097,8 @@
         </w:tc>
         <w:tc>
           <w:tcPr>
-            <w:tcW w:w="2250" w:type="dxa"/>
-            <w:gridSpan w:val="4"/>
+            <w:tcW w:w="2970" w:type="dxa"/>
+            <w:gridSpan w:val="7"/>
             <w:tcBorders>
               <w:top w:val="single" w:sz="4" w:space="0" w:color="auto"/>
               <w:left w:val="nil"/>
@@ -3115,8 +3125,7 @@
         </w:tc>
         <w:tc>
           <w:tcPr>
-            <w:tcW w:w="630" w:type="dxa"/>
-            <w:gridSpan w:val="3"/>
+            <w:tcW w:w="540" w:type="dxa"/>
             <w:tcBorders>
               <w:top w:val="nil"/>
               <w:left w:val="nil"/>
@@ -3143,8 +3152,7 @@
         </w:tc>
         <w:tc>
           <w:tcPr>
-            <w:tcW w:w="1620" w:type="dxa"/>
-            <w:gridSpan w:val="2"/>
+            <w:tcW w:w="1530" w:type="dxa"/>
             <w:tcBorders>
               <w:top w:val="nil"/>
               <w:left w:val="nil"/>
@@ -3171,7 +3179,7 @@
         </w:tc>
         <w:tc>
           <w:tcPr>
-            <w:tcW w:w="1949" w:type="dxa"/>
+            <w:tcW w:w="1620" w:type="dxa"/>
             <w:tcBorders>
               <w:top w:val="nil"/>
               <w:left w:val="nil"/>
@@ -3198,7 +3206,7 @@
         </w:tc>
         <w:tc>
           <w:tcPr>
-            <w:tcW w:w="1785" w:type="dxa"/>
+            <w:tcW w:w="1574" w:type="dxa"/>
             <w:tcBorders>
               <w:top w:val="nil"/>
               <w:left w:val="nil"/>
@@ -3290,15 +3298,26 @@
                 <w:szCs w:val="28"/>
                 <w14:ligatures w14:val="none"/>
               </w:rPr>
+              <w:t>{{ loop.inde</w:t>
+            </w:r>
+            <w:r>
+              <w:rPr>
+                <w:rFonts w:ascii="Times New Roman" w:eastAsia="Times New Roman" w:hAnsi="Times New Roman" w:cs="Times New Roman"/>
+                <w:color w:val="000000"/>
+                <w:kern w:val="0"/>
+                <w:sz w:val="28"/>
+                <w:szCs w:val="28"/>
+                <w14:ligatures w14:val="none"/>
+              </w:rPr>
               <w:lastRenderedPageBreak/>
-              <w:t>{{ loop.index }}</w:t>
+              <w:t>x }}</w:t>
             </w:r>
           </w:p>
         </w:tc>
         <w:tc>
           <w:tcPr>
-            <w:tcW w:w="2250" w:type="dxa"/>
-            <w:gridSpan w:val="4"/>
+            <w:tcW w:w="2970" w:type="dxa"/>
+            <w:gridSpan w:val="7"/>
             <w:tcBorders>
               <w:top w:val="single" w:sz="4" w:space="0" w:color="auto"/>
               <w:left w:val="nil"/>
@@ -3330,14 +3349,14 @@
                 <w:szCs w:val="28"/>
                 <w14:ligatures w14:val="none"/>
               </w:rPr>
+              <w:lastRenderedPageBreak/>
               <w:t>{{ p.name }}</w:t>
             </w:r>
           </w:p>
         </w:tc>
         <w:tc>
           <w:tcPr>
-            <w:tcW w:w="630" w:type="dxa"/>
-            <w:gridSpan w:val="3"/>
+            <w:tcW w:w="540" w:type="dxa"/>
             <w:tcBorders>
               <w:top w:val="nil"/>
               <w:left w:val="nil"/>
@@ -3375,8 +3394,7 @@
         </w:tc>
         <w:tc>
           <w:tcPr>
-            <w:tcW w:w="1620" w:type="dxa"/>
-            <w:gridSpan w:val="2"/>
+            <w:tcW w:w="1530" w:type="dxa"/>
             <w:tcBorders>
               <w:top w:val="nil"/>
               <w:left w:val="nil"/>
@@ -3414,7 +3432,7 @@
         </w:tc>
         <w:tc>
           <w:tcPr>
-            <w:tcW w:w="1949" w:type="dxa"/>
+            <w:tcW w:w="1620" w:type="dxa"/>
             <w:tcBorders>
               <w:top w:val="nil"/>
               <w:left w:val="nil"/>
@@ -3452,7 +3470,7 @@
         </w:tc>
         <w:tc>
           <w:tcPr>
-            <w:tcW w:w="1785" w:type="dxa"/>
+            <w:tcW w:w="1574" w:type="dxa"/>
             <w:tcBorders>
               <w:top w:val="nil"/>
               <w:left w:val="nil"/>
@@ -3552,8 +3570,8 @@
         </w:tc>
         <w:tc>
           <w:tcPr>
-            <w:tcW w:w="2250" w:type="dxa"/>
-            <w:gridSpan w:val="4"/>
+            <w:tcW w:w="2970" w:type="dxa"/>
+            <w:gridSpan w:val="7"/>
             <w:tcBorders>
               <w:top w:val="single" w:sz="4" w:space="0" w:color="auto"/>
               <w:left w:val="nil"/>
@@ -3580,8 +3598,7 @@
         </w:tc>
         <w:tc>
           <w:tcPr>
-            <w:tcW w:w="630" w:type="dxa"/>
-            <w:gridSpan w:val="3"/>
+            <w:tcW w:w="540" w:type="dxa"/>
             <w:tcBorders>
               <w:top w:val="nil"/>
               <w:left w:val="nil"/>
@@ -3608,8 +3625,7 @@
         </w:tc>
         <w:tc>
           <w:tcPr>
-            <w:tcW w:w="1620" w:type="dxa"/>
-            <w:gridSpan w:val="2"/>
+            <w:tcW w:w="1530" w:type="dxa"/>
             <w:tcBorders>
               <w:top w:val="nil"/>
               <w:left w:val="nil"/>
@@ -3636,7 +3652,7 @@
         </w:tc>
         <w:tc>
           <w:tcPr>
-            <w:tcW w:w="1949" w:type="dxa"/>
+            <w:tcW w:w="1620" w:type="dxa"/>
             <w:tcBorders>
               <w:top w:val="nil"/>
               <w:left w:val="nil"/>
@@ -3663,7 +3679,7 @@
         </w:tc>
         <w:tc>
           <w:tcPr>
-            <w:tcW w:w="1785" w:type="dxa"/>
+            <w:tcW w:w="1574" w:type="dxa"/>
             <w:tcBorders>
               <w:top w:val="nil"/>
               <w:left w:val="nil"/>
@@ -3824,7 +3840,6 @@
         <w:tc>
           <w:tcPr>
             <w:tcW w:w="536" w:type="dxa"/>
-            <w:gridSpan w:val="2"/>
             <w:tcBorders>
               <w:top w:val="nil"/>
               <w:left w:val="nil"/>
@@ -3875,82 +3890,82 @@
         <w:tc>
           <w:tcPr>
             <w:tcW w:w="236" w:type="dxa"/>
-            <w:gridSpan w:val="2"/>
-            <w:tcBorders>
-              <w:top w:val="nil"/>
-              <w:left w:val="nil"/>
-              <w:bottom w:val="nil"/>
-              <w:right w:val="nil"/>
-            </w:tcBorders>
-            <w:vAlign w:val="bottom"/>
-            <w:hideMark/>
-          </w:tcPr>
-          <w:p>
-            <w:pPr>
-              <w:spacing w:after="0" w:line="240" w:lineRule="auto"/>
-              <w:rPr>
-                <w:rFonts w:ascii="Times New Roman" w:eastAsia="Times New Roman" w:hAnsi="Times New Roman" w:cs="Times New Roman"/>
-                <w:kern w:val="0"/>
-                <w:sz w:val="20"/>
-                <w:szCs w:val="20"/>
-                <w14:ligatures w14:val="none"/>
-              </w:rPr>
-            </w:pPr>
-          </w:p>
-        </w:tc>
-        <w:tc>
-          <w:tcPr>
-            <w:tcW w:w="1550" w:type="dxa"/>
-            <w:tcBorders>
-              <w:top w:val="nil"/>
-              <w:left w:val="nil"/>
-              <w:bottom w:val="nil"/>
-              <w:right w:val="nil"/>
-            </w:tcBorders>
-            <w:vAlign w:val="bottom"/>
-            <w:hideMark/>
-          </w:tcPr>
-          <w:p>
-            <w:pPr>
-              <w:spacing w:after="0" w:line="240" w:lineRule="auto"/>
-              <w:rPr>
-                <w:rFonts w:ascii="Times New Roman" w:eastAsia="Times New Roman" w:hAnsi="Times New Roman" w:cs="Times New Roman"/>
-                <w:kern w:val="0"/>
-                <w:sz w:val="20"/>
-                <w:szCs w:val="20"/>
-                <w14:ligatures w14:val="none"/>
-              </w:rPr>
-            </w:pPr>
-          </w:p>
-        </w:tc>
-        <w:tc>
-          <w:tcPr>
-            <w:tcW w:w="1949" w:type="dxa"/>
-            <w:tcBorders>
-              <w:top w:val="nil"/>
-              <w:left w:val="nil"/>
-              <w:bottom w:val="nil"/>
-              <w:right w:val="nil"/>
-            </w:tcBorders>
-            <w:vAlign w:val="bottom"/>
-            <w:hideMark/>
-          </w:tcPr>
-          <w:p>
-            <w:pPr>
-              <w:spacing w:after="0" w:line="240" w:lineRule="auto"/>
-              <w:rPr>
-                <w:rFonts w:ascii="Times New Roman" w:eastAsia="Times New Roman" w:hAnsi="Times New Roman" w:cs="Times New Roman"/>
-                <w:kern w:val="0"/>
-                <w:sz w:val="20"/>
-                <w:szCs w:val="20"/>
-                <w14:ligatures w14:val="none"/>
-              </w:rPr>
-            </w:pPr>
-          </w:p>
-        </w:tc>
-        <w:tc>
-          <w:tcPr>
-            <w:tcW w:w="1785" w:type="dxa"/>
+            <w:tcBorders>
+              <w:top w:val="nil"/>
+              <w:left w:val="nil"/>
+              <w:bottom w:val="nil"/>
+              <w:right w:val="nil"/>
+            </w:tcBorders>
+            <w:vAlign w:val="bottom"/>
+            <w:hideMark/>
+          </w:tcPr>
+          <w:p>
+            <w:pPr>
+              <w:spacing w:after="0" w:line="240" w:lineRule="auto"/>
+              <w:rPr>
+                <w:rFonts w:ascii="Times New Roman" w:eastAsia="Times New Roman" w:hAnsi="Times New Roman" w:cs="Times New Roman"/>
+                <w:kern w:val="0"/>
+                <w:sz w:val="20"/>
+                <w:szCs w:val="20"/>
+                <w14:ligatures w14:val="none"/>
+              </w:rPr>
+            </w:pPr>
+          </w:p>
+        </w:tc>
+        <w:tc>
+          <w:tcPr>
+            <w:tcW w:w="2090" w:type="dxa"/>
+            <w:gridSpan w:val="3"/>
+            <w:tcBorders>
+              <w:top w:val="nil"/>
+              <w:left w:val="nil"/>
+              <w:bottom w:val="nil"/>
+              <w:right w:val="nil"/>
+            </w:tcBorders>
+            <w:vAlign w:val="bottom"/>
+            <w:hideMark/>
+          </w:tcPr>
+          <w:p>
+            <w:pPr>
+              <w:spacing w:after="0" w:line="240" w:lineRule="auto"/>
+              <w:rPr>
+                <w:rFonts w:ascii="Times New Roman" w:eastAsia="Times New Roman" w:hAnsi="Times New Roman" w:cs="Times New Roman"/>
+                <w:kern w:val="0"/>
+                <w:sz w:val="20"/>
+                <w:szCs w:val="20"/>
+                <w14:ligatures w14:val="none"/>
+              </w:rPr>
+            </w:pPr>
+          </w:p>
+        </w:tc>
+        <w:tc>
+          <w:tcPr>
+            <w:tcW w:w="1620" w:type="dxa"/>
+            <w:tcBorders>
+              <w:top w:val="nil"/>
+              <w:left w:val="nil"/>
+              <w:bottom w:val="nil"/>
+              <w:right w:val="nil"/>
+            </w:tcBorders>
+            <w:vAlign w:val="bottom"/>
+            <w:hideMark/>
+          </w:tcPr>
+          <w:p>
+            <w:pPr>
+              <w:spacing w:after="0" w:line="240" w:lineRule="auto"/>
+              <w:rPr>
+                <w:rFonts w:ascii="Times New Roman" w:eastAsia="Times New Roman" w:hAnsi="Times New Roman" w:cs="Times New Roman"/>
+                <w:kern w:val="0"/>
+                <w:sz w:val="20"/>
+                <w:szCs w:val="20"/>
+                <w14:ligatures w14:val="none"/>
+              </w:rPr>
+            </w:pPr>
+          </w:p>
+        </w:tc>
+        <w:tc>
+          <w:tcPr>
+            <w:tcW w:w="1574" w:type="dxa"/>
             <w:tcBorders>
               <w:top w:val="nil"/>
               <w:left w:val="nil"/>
@@ -4106,7 +4121,6 @@
         <w:tc>
           <w:tcPr>
             <w:tcW w:w="536" w:type="dxa"/>
-            <w:gridSpan w:val="2"/>
             <w:tcBorders>
               <w:top w:val="nil"/>
               <w:left w:val="nil"/>
@@ -4157,7 +4171,6 @@
         <w:tc>
           <w:tcPr>
             <w:tcW w:w="236" w:type="dxa"/>
-            <w:gridSpan w:val="2"/>
             <w:tcBorders>
               <w:top w:val="nil"/>
               <w:left w:val="nil"/>
@@ -4182,7 +4195,8 @@
         </w:tc>
         <w:tc>
           <w:tcPr>
-            <w:tcW w:w="1550" w:type="dxa"/>
+            <w:tcW w:w="2090" w:type="dxa"/>
+            <w:gridSpan w:val="3"/>
             <w:tcBorders>
               <w:top w:val="nil"/>
               <w:left w:val="nil"/>
@@ -4207,32 +4221,32 @@
         </w:tc>
         <w:tc>
           <w:tcPr>
-            <w:tcW w:w="1949" w:type="dxa"/>
-            <w:tcBorders>
-              <w:top w:val="nil"/>
-              <w:left w:val="nil"/>
-              <w:bottom w:val="nil"/>
-              <w:right w:val="nil"/>
-            </w:tcBorders>
-            <w:vAlign w:val="bottom"/>
-            <w:hideMark/>
-          </w:tcPr>
-          <w:p>
-            <w:pPr>
-              <w:spacing w:after="0" w:line="240" w:lineRule="auto"/>
-              <w:rPr>
-                <w:rFonts w:ascii="Times New Roman" w:eastAsia="Times New Roman" w:hAnsi="Times New Roman" w:cs="Times New Roman"/>
-                <w:kern w:val="0"/>
-                <w:sz w:val="20"/>
-                <w:szCs w:val="20"/>
-                <w14:ligatures w14:val="none"/>
-              </w:rPr>
-            </w:pPr>
-          </w:p>
-        </w:tc>
-        <w:tc>
-          <w:tcPr>
-            <w:tcW w:w="1785" w:type="dxa"/>
+            <w:tcW w:w="1620" w:type="dxa"/>
+            <w:tcBorders>
+              <w:top w:val="nil"/>
+              <w:left w:val="nil"/>
+              <w:bottom w:val="nil"/>
+              <w:right w:val="nil"/>
+            </w:tcBorders>
+            <w:vAlign w:val="bottom"/>
+            <w:hideMark/>
+          </w:tcPr>
+          <w:p>
+            <w:pPr>
+              <w:spacing w:after="0" w:line="240" w:lineRule="auto"/>
+              <w:rPr>
+                <w:rFonts w:ascii="Times New Roman" w:eastAsia="Times New Roman" w:hAnsi="Times New Roman" w:cs="Times New Roman"/>
+                <w:kern w:val="0"/>
+                <w:sz w:val="20"/>
+                <w:szCs w:val="20"/>
+                <w14:ligatures w14:val="none"/>
+              </w:rPr>
+            </w:pPr>
+          </w:p>
+        </w:tc>
+        <w:tc>
+          <w:tcPr>
+            <w:tcW w:w="1574" w:type="dxa"/>
             <w:tcBorders>
               <w:top w:val="nil"/>
               <w:left w:val="nil"/>
@@ -4388,7 +4402,6 @@
         <w:tc>
           <w:tcPr>
             <w:tcW w:w="536" w:type="dxa"/>
-            <w:gridSpan w:val="2"/>
             <w:tcBorders>
               <w:top w:val="nil"/>
               <w:left w:val="nil"/>
@@ -4439,7 +4452,7 @@
         <w:tc>
           <w:tcPr>
             <w:tcW w:w="5520" w:type="dxa"/>
-            <w:gridSpan w:val="5"/>
+            <w:gridSpan w:val="6"/>
             <w:tcBorders>
               <w:top w:val="nil"/>
               <w:left w:val="nil"/>
@@ -4616,7 +4629,6 @@
         <w:tc>
           <w:tcPr>
             <w:tcW w:w="536" w:type="dxa"/>
-            <w:gridSpan w:val="2"/>
             <w:tcBorders>
               <w:top w:val="nil"/>
               <w:left w:val="nil"/>
@@ -4667,7 +4679,6 @@
         <w:tc>
           <w:tcPr>
             <w:tcW w:w="236" w:type="dxa"/>
-            <w:gridSpan w:val="2"/>
             <w:tcBorders>
               <w:top w:val="nil"/>
               <w:left w:val="nil"/>
@@ -4693,7 +4704,7 @@
         <w:tc>
           <w:tcPr>
             <w:tcW w:w="5284" w:type="dxa"/>
-            <w:gridSpan w:val="3"/>
+            <w:gridSpan w:val="5"/>
             <w:tcBorders>
               <w:top w:val="nil"/>
               <w:left w:val="nil"/>
@@ -4864,7 +4875,6 @@
         <w:tc>
           <w:tcPr>
             <w:tcW w:w="536" w:type="dxa"/>
-            <w:gridSpan w:val="2"/>
             <w:tcBorders>
               <w:top w:val="nil"/>
               <w:left w:val="nil"/>
@@ -4915,7 +4925,6 @@
         <w:tc>
           <w:tcPr>
             <w:tcW w:w="236" w:type="dxa"/>
-            <w:gridSpan w:val="2"/>
             <w:tcBorders>
               <w:top w:val="nil"/>
               <w:left w:val="nil"/>
@@ -4940,7 +4949,8 @@
         </w:tc>
         <w:tc>
           <w:tcPr>
-            <w:tcW w:w="1550" w:type="dxa"/>
+            <w:tcW w:w="2090" w:type="dxa"/>
+            <w:gridSpan w:val="3"/>
             <w:tcBorders>
               <w:top w:val="nil"/>
               <w:left w:val="nil"/>
@@ -5105,7 +5115,7 @@
         </w:tc>
         <w:tc>
           <w:tcPr>
-            <w:tcW w:w="1949" w:type="dxa"/>
+            <w:tcW w:w="1620" w:type="dxa"/>
             <w:tcBorders>
               <w:top w:val="nil"/>
               <w:left w:val="nil"/>
@@ -5130,7 +5140,7 @@
         </w:tc>
         <w:tc>
           <w:tcPr>
-            <w:tcW w:w="1785" w:type="dxa"/>
+            <w:tcW w:w="1574" w:type="dxa"/>
             <w:tcBorders>
               <w:top w:val="nil"/>
               <w:left w:val="nil"/>
@@ -5287,7 +5297,6 @@
         <w:tc>
           <w:tcPr>
             <w:tcW w:w="536" w:type="dxa"/>
-            <w:gridSpan w:val="2"/>
             <w:tcBorders>
               <w:top w:val="nil"/>
               <w:left w:val="nil"/>
@@ -5338,7 +5347,6 @@
         <w:tc>
           <w:tcPr>
             <w:tcW w:w="236" w:type="dxa"/>
-            <w:gridSpan w:val="2"/>
             <w:tcBorders>
               <w:top w:val="nil"/>
               <w:left w:val="nil"/>
@@ -5363,7 +5371,8 @@
         </w:tc>
         <w:tc>
           <w:tcPr>
-            <w:tcW w:w="1550" w:type="dxa"/>
+            <w:tcW w:w="2090" w:type="dxa"/>
+            <w:gridSpan w:val="3"/>
             <w:tcBorders>
               <w:top w:val="nil"/>
               <w:left w:val="nil"/>
@@ -5388,7 +5397,7 @@
         </w:tc>
         <w:tc>
           <w:tcPr>
-            <w:tcW w:w="1949" w:type="dxa"/>
+            <w:tcW w:w="1620" w:type="dxa"/>
             <w:tcBorders>
               <w:top w:val="nil"/>
               <w:left w:val="nil"/>
@@ -5413,7 +5422,7 @@
         </w:tc>
         <w:tc>
           <w:tcPr>
-            <w:tcW w:w="1785" w:type="dxa"/>
+            <w:tcW w:w="1574" w:type="dxa"/>
             <w:tcBorders>
               <w:top w:val="nil"/>
               <w:left w:val="nil"/>
@@ -5570,7 +5579,6 @@
         <w:tc>
           <w:tcPr>
             <w:tcW w:w="536" w:type="dxa"/>
-            <w:gridSpan w:val="2"/>
             <w:tcBorders>
               <w:top w:val="nil"/>
               <w:left w:val="nil"/>
@@ -5621,7 +5629,6 @@
         <w:tc>
           <w:tcPr>
             <w:tcW w:w="236" w:type="dxa"/>
-            <w:gridSpan w:val="2"/>
             <w:tcBorders>
               <w:top w:val="nil"/>
               <w:left w:val="nil"/>
@@ -5646,7 +5653,8 @@
         </w:tc>
         <w:tc>
           <w:tcPr>
-            <w:tcW w:w="1550" w:type="dxa"/>
+            <w:tcW w:w="2090" w:type="dxa"/>
+            <w:gridSpan w:val="3"/>
             <w:tcBorders>
               <w:top w:val="nil"/>
               <w:left w:val="nil"/>
@@ -5671,7 +5679,7 @@
         </w:tc>
         <w:tc>
           <w:tcPr>
-            <w:tcW w:w="1949" w:type="dxa"/>
+            <w:tcW w:w="1620" w:type="dxa"/>
             <w:tcBorders>
               <w:top w:val="nil"/>
               <w:left w:val="nil"/>
@@ -5696,7 +5704,7 @@
         </w:tc>
         <w:tc>
           <w:tcPr>
-            <w:tcW w:w="1785" w:type="dxa"/>
+            <w:tcW w:w="1574" w:type="dxa"/>
             <w:tcBorders>
               <w:top w:val="nil"/>
               <w:left w:val="nil"/>
@@ -5852,7 +5860,6 @@
         <w:tc>
           <w:tcPr>
             <w:tcW w:w="536" w:type="dxa"/>
-            <w:gridSpan w:val="2"/>
             <w:tcBorders>
               <w:top w:val="nil"/>
               <w:left w:val="nil"/>
@@ -5903,82 +5910,82 @@
         <w:tc>
           <w:tcPr>
             <w:tcW w:w="236" w:type="dxa"/>
-            <w:gridSpan w:val="2"/>
-            <w:tcBorders>
-              <w:top w:val="nil"/>
-              <w:left w:val="nil"/>
-              <w:bottom w:val="nil"/>
-              <w:right w:val="nil"/>
-            </w:tcBorders>
-            <w:vAlign w:val="bottom"/>
-            <w:hideMark/>
-          </w:tcPr>
-          <w:p>
-            <w:pPr>
-              <w:spacing w:after="0" w:line="240" w:lineRule="auto"/>
-              <w:rPr>
-                <w:rFonts w:ascii="Times New Roman" w:eastAsia="Times New Roman" w:hAnsi="Times New Roman" w:cs="Times New Roman"/>
-                <w:kern w:val="0"/>
-                <w:sz w:val="20"/>
-                <w:szCs w:val="20"/>
-                <w14:ligatures w14:val="none"/>
-              </w:rPr>
-            </w:pPr>
-          </w:p>
-        </w:tc>
-        <w:tc>
-          <w:tcPr>
-            <w:tcW w:w="1550" w:type="dxa"/>
-            <w:tcBorders>
-              <w:top w:val="nil"/>
-              <w:left w:val="nil"/>
-              <w:bottom w:val="nil"/>
-              <w:right w:val="nil"/>
-            </w:tcBorders>
-            <w:vAlign w:val="bottom"/>
-            <w:hideMark/>
-          </w:tcPr>
-          <w:p>
-            <w:pPr>
-              <w:spacing w:after="0" w:line="240" w:lineRule="auto"/>
-              <w:rPr>
-                <w:rFonts w:ascii="Times New Roman" w:eastAsia="Times New Roman" w:hAnsi="Times New Roman" w:cs="Times New Roman"/>
-                <w:kern w:val="0"/>
-                <w:sz w:val="20"/>
-                <w:szCs w:val="20"/>
-                <w14:ligatures w14:val="none"/>
-              </w:rPr>
-            </w:pPr>
-          </w:p>
-        </w:tc>
-        <w:tc>
-          <w:tcPr>
-            <w:tcW w:w="1949" w:type="dxa"/>
-            <w:tcBorders>
-              <w:top w:val="nil"/>
-              <w:left w:val="nil"/>
-              <w:bottom w:val="nil"/>
-              <w:right w:val="nil"/>
-            </w:tcBorders>
-            <w:vAlign w:val="bottom"/>
-            <w:hideMark/>
-          </w:tcPr>
-          <w:p>
-            <w:pPr>
-              <w:spacing w:after="0" w:line="240" w:lineRule="auto"/>
-              <w:rPr>
-                <w:rFonts w:ascii="Times New Roman" w:eastAsia="Times New Roman" w:hAnsi="Times New Roman" w:cs="Times New Roman"/>
-                <w:kern w:val="0"/>
-                <w:sz w:val="20"/>
-                <w:szCs w:val="20"/>
-                <w14:ligatures w14:val="none"/>
-              </w:rPr>
-            </w:pPr>
-          </w:p>
-        </w:tc>
-        <w:tc>
-          <w:tcPr>
-            <w:tcW w:w="1785" w:type="dxa"/>
+            <w:tcBorders>
+              <w:top w:val="nil"/>
+              <w:left w:val="nil"/>
+              <w:bottom w:val="nil"/>
+              <w:right w:val="nil"/>
+            </w:tcBorders>
+            <w:vAlign w:val="bottom"/>
+            <w:hideMark/>
+          </w:tcPr>
+          <w:p>
+            <w:pPr>
+              <w:spacing w:after="0" w:line="240" w:lineRule="auto"/>
+              <w:rPr>
+                <w:rFonts w:ascii="Times New Roman" w:eastAsia="Times New Roman" w:hAnsi="Times New Roman" w:cs="Times New Roman"/>
+                <w:kern w:val="0"/>
+                <w:sz w:val="20"/>
+                <w:szCs w:val="20"/>
+                <w14:ligatures w14:val="none"/>
+              </w:rPr>
+            </w:pPr>
+          </w:p>
+        </w:tc>
+        <w:tc>
+          <w:tcPr>
+            <w:tcW w:w="2090" w:type="dxa"/>
+            <w:gridSpan w:val="3"/>
+            <w:tcBorders>
+              <w:top w:val="nil"/>
+              <w:left w:val="nil"/>
+              <w:bottom w:val="nil"/>
+              <w:right w:val="nil"/>
+            </w:tcBorders>
+            <w:vAlign w:val="bottom"/>
+            <w:hideMark/>
+          </w:tcPr>
+          <w:p>
+            <w:pPr>
+              <w:spacing w:after="0" w:line="240" w:lineRule="auto"/>
+              <w:rPr>
+                <w:rFonts w:ascii="Times New Roman" w:eastAsia="Times New Roman" w:hAnsi="Times New Roman" w:cs="Times New Roman"/>
+                <w:kern w:val="0"/>
+                <w:sz w:val="20"/>
+                <w:szCs w:val="20"/>
+                <w14:ligatures w14:val="none"/>
+              </w:rPr>
+            </w:pPr>
+          </w:p>
+        </w:tc>
+        <w:tc>
+          <w:tcPr>
+            <w:tcW w:w="1620" w:type="dxa"/>
+            <w:tcBorders>
+              <w:top w:val="nil"/>
+              <w:left w:val="nil"/>
+              <w:bottom w:val="nil"/>
+              <w:right w:val="nil"/>
+            </w:tcBorders>
+            <w:vAlign w:val="bottom"/>
+            <w:hideMark/>
+          </w:tcPr>
+          <w:p>
+            <w:pPr>
+              <w:spacing w:after="0" w:line="240" w:lineRule="auto"/>
+              <w:rPr>
+                <w:rFonts w:ascii="Times New Roman" w:eastAsia="Times New Roman" w:hAnsi="Times New Roman" w:cs="Times New Roman"/>
+                <w:kern w:val="0"/>
+                <w:sz w:val="20"/>
+                <w:szCs w:val="20"/>
+                <w14:ligatures w14:val="none"/>
+              </w:rPr>
+            </w:pPr>
+          </w:p>
+        </w:tc>
+        <w:tc>
+          <w:tcPr>
+            <w:tcW w:w="1574" w:type="dxa"/>
             <w:tcBorders>
               <w:top w:val="nil"/>
               <w:left w:val="nil"/>
@@ -6134,7 +6141,6 @@
         <w:tc>
           <w:tcPr>
             <w:tcW w:w="536" w:type="dxa"/>
-            <w:gridSpan w:val="2"/>
             <w:tcBorders>
               <w:top w:val="nil"/>
               <w:left w:val="nil"/>
@@ -6185,82 +6191,82 @@
         <w:tc>
           <w:tcPr>
             <w:tcW w:w="236" w:type="dxa"/>
-            <w:gridSpan w:val="2"/>
-            <w:tcBorders>
-              <w:top w:val="nil"/>
-              <w:left w:val="nil"/>
-              <w:bottom w:val="nil"/>
-              <w:right w:val="nil"/>
-            </w:tcBorders>
-            <w:vAlign w:val="bottom"/>
-            <w:hideMark/>
-          </w:tcPr>
-          <w:p>
-            <w:pPr>
-              <w:spacing w:after="0" w:line="240" w:lineRule="auto"/>
-              <w:rPr>
-                <w:rFonts w:ascii="Times New Roman" w:eastAsia="Times New Roman" w:hAnsi="Times New Roman" w:cs="Times New Roman"/>
-                <w:kern w:val="0"/>
-                <w:sz w:val="20"/>
-                <w:szCs w:val="20"/>
-                <w14:ligatures w14:val="none"/>
-              </w:rPr>
-            </w:pPr>
-          </w:p>
-        </w:tc>
-        <w:tc>
-          <w:tcPr>
-            <w:tcW w:w="1550" w:type="dxa"/>
-            <w:tcBorders>
-              <w:top w:val="nil"/>
-              <w:left w:val="nil"/>
-              <w:bottom w:val="nil"/>
-              <w:right w:val="nil"/>
-            </w:tcBorders>
-            <w:vAlign w:val="bottom"/>
-            <w:hideMark/>
-          </w:tcPr>
-          <w:p>
-            <w:pPr>
-              <w:spacing w:after="0" w:line="240" w:lineRule="auto"/>
-              <w:rPr>
-                <w:rFonts w:ascii="Times New Roman" w:eastAsia="Times New Roman" w:hAnsi="Times New Roman" w:cs="Times New Roman"/>
-                <w:kern w:val="0"/>
-                <w:sz w:val="20"/>
-                <w:szCs w:val="20"/>
-                <w14:ligatures w14:val="none"/>
-              </w:rPr>
-            </w:pPr>
-          </w:p>
-        </w:tc>
-        <w:tc>
-          <w:tcPr>
-            <w:tcW w:w="1949" w:type="dxa"/>
-            <w:tcBorders>
-              <w:top w:val="nil"/>
-              <w:left w:val="nil"/>
-              <w:bottom w:val="nil"/>
-              <w:right w:val="nil"/>
-            </w:tcBorders>
-            <w:vAlign w:val="bottom"/>
-            <w:hideMark/>
-          </w:tcPr>
-          <w:p>
-            <w:pPr>
-              <w:spacing w:after="0" w:line="240" w:lineRule="auto"/>
-              <w:rPr>
-                <w:rFonts w:ascii="Times New Roman" w:eastAsia="Times New Roman" w:hAnsi="Times New Roman" w:cs="Times New Roman"/>
-                <w:kern w:val="0"/>
-                <w:sz w:val="20"/>
-                <w:szCs w:val="20"/>
-                <w14:ligatures w14:val="none"/>
-              </w:rPr>
-            </w:pPr>
-          </w:p>
-        </w:tc>
-        <w:tc>
-          <w:tcPr>
-            <w:tcW w:w="1785" w:type="dxa"/>
+            <w:tcBorders>
+              <w:top w:val="nil"/>
+              <w:left w:val="nil"/>
+              <w:bottom w:val="nil"/>
+              <w:right w:val="nil"/>
+            </w:tcBorders>
+            <w:vAlign w:val="bottom"/>
+            <w:hideMark/>
+          </w:tcPr>
+          <w:p>
+            <w:pPr>
+              <w:spacing w:after="0" w:line="240" w:lineRule="auto"/>
+              <w:rPr>
+                <w:rFonts w:ascii="Times New Roman" w:eastAsia="Times New Roman" w:hAnsi="Times New Roman" w:cs="Times New Roman"/>
+                <w:kern w:val="0"/>
+                <w:sz w:val="20"/>
+                <w:szCs w:val="20"/>
+                <w14:ligatures w14:val="none"/>
+              </w:rPr>
+            </w:pPr>
+          </w:p>
+        </w:tc>
+        <w:tc>
+          <w:tcPr>
+            <w:tcW w:w="2090" w:type="dxa"/>
+            <w:gridSpan w:val="3"/>
+            <w:tcBorders>
+              <w:top w:val="nil"/>
+              <w:left w:val="nil"/>
+              <w:bottom w:val="nil"/>
+              <w:right w:val="nil"/>
+            </w:tcBorders>
+            <w:vAlign w:val="bottom"/>
+            <w:hideMark/>
+          </w:tcPr>
+          <w:p>
+            <w:pPr>
+              <w:spacing w:after="0" w:line="240" w:lineRule="auto"/>
+              <w:rPr>
+                <w:rFonts w:ascii="Times New Roman" w:eastAsia="Times New Roman" w:hAnsi="Times New Roman" w:cs="Times New Roman"/>
+                <w:kern w:val="0"/>
+                <w:sz w:val="20"/>
+                <w:szCs w:val="20"/>
+                <w14:ligatures w14:val="none"/>
+              </w:rPr>
+            </w:pPr>
+          </w:p>
+        </w:tc>
+        <w:tc>
+          <w:tcPr>
+            <w:tcW w:w="1620" w:type="dxa"/>
+            <w:tcBorders>
+              <w:top w:val="nil"/>
+              <w:left w:val="nil"/>
+              <w:bottom w:val="nil"/>
+              <w:right w:val="nil"/>
+            </w:tcBorders>
+            <w:vAlign w:val="bottom"/>
+            <w:hideMark/>
+          </w:tcPr>
+          <w:p>
+            <w:pPr>
+              <w:spacing w:after="0" w:line="240" w:lineRule="auto"/>
+              <w:rPr>
+                <w:rFonts w:ascii="Times New Roman" w:eastAsia="Times New Roman" w:hAnsi="Times New Roman" w:cs="Times New Roman"/>
+                <w:kern w:val="0"/>
+                <w:sz w:val="20"/>
+                <w:szCs w:val="20"/>
+                <w14:ligatures w14:val="none"/>
+              </w:rPr>
+            </w:pPr>
+          </w:p>
+        </w:tc>
+        <w:tc>
+          <w:tcPr>
+            <w:tcW w:w="1574" w:type="dxa"/>
             <w:tcBorders>
               <w:top w:val="nil"/>
               <w:left w:val="nil"/>
@@ -6416,7 +6422,6 @@
         <w:tc>
           <w:tcPr>
             <w:tcW w:w="536" w:type="dxa"/>
-            <w:gridSpan w:val="2"/>
             <w:tcBorders>
               <w:top w:val="nil"/>
               <w:left w:val="nil"/>
@@ -6467,82 +6472,82 @@
         <w:tc>
           <w:tcPr>
             <w:tcW w:w="236" w:type="dxa"/>
-            <w:gridSpan w:val="2"/>
-            <w:tcBorders>
-              <w:top w:val="nil"/>
-              <w:left w:val="nil"/>
-              <w:bottom w:val="nil"/>
-              <w:right w:val="nil"/>
-            </w:tcBorders>
-            <w:vAlign w:val="bottom"/>
-            <w:hideMark/>
-          </w:tcPr>
-          <w:p>
-            <w:pPr>
-              <w:spacing w:after="0" w:line="240" w:lineRule="auto"/>
-              <w:rPr>
-                <w:rFonts w:ascii="Times New Roman" w:eastAsia="Times New Roman" w:hAnsi="Times New Roman" w:cs="Times New Roman"/>
-                <w:kern w:val="0"/>
-                <w:sz w:val="20"/>
-                <w:szCs w:val="20"/>
-                <w14:ligatures w14:val="none"/>
-              </w:rPr>
-            </w:pPr>
-          </w:p>
-        </w:tc>
-        <w:tc>
-          <w:tcPr>
-            <w:tcW w:w="1550" w:type="dxa"/>
-            <w:tcBorders>
-              <w:top w:val="nil"/>
-              <w:left w:val="nil"/>
-              <w:bottom w:val="nil"/>
-              <w:right w:val="nil"/>
-            </w:tcBorders>
-            <w:vAlign w:val="bottom"/>
-            <w:hideMark/>
-          </w:tcPr>
-          <w:p>
-            <w:pPr>
-              <w:spacing w:after="0" w:line="240" w:lineRule="auto"/>
-              <w:rPr>
-                <w:rFonts w:ascii="Times New Roman" w:eastAsia="Times New Roman" w:hAnsi="Times New Roman" w:cs="Times New Roman"/>
-                <w:kern w:val="0"/>
-                <w:sz w:val="20"/>
-                <w:szCs w:val="20"/>
-                <w14:ligatures w14:val="none"/>
-              </w:rPr>
-            </w:pPr>
-          </w:p>
-        </w:tc>
-        <w:tc>
-          <w:tcPr>
-            <w:tcW w:w="1949" w:type="dxa"/>
-            <w:tcBorders>
-              <w:top w:val="nil"/>
-              <w:left w:val="nil"/>
-              <w:bottom w:val="nil"/>
-              <w:right w:val="nil"/>
-            </w:tcBorders>
-            <w:vAlign w:val="bottom"/>
-            <w:hideMark/>
-          </w:tcPr>
-          <w:p>
-            <w:pPr>
-              <w:spacing w:after="0" w:line="240" w:lineRule="auto"/>
-              <w:rPr>
-                <w:rFonts w:ascii="Times New Roman" w:eastAsia="Times New Roman" w:hAnsi="Times New Roman" w:cs="Times New Roman"/>
-                <w:kern w:val="0"/>
-                <w:sz w:val="20"/>
-                <w:szCs w:val="20"/>
-                <w14:ligatures w14:val="none"/>
-              </w:rPr>
-            </w:pPr>
-          </w:p>
-        </w:tc>
-        <w:tc>
-          <w:tcPr>
-            <w:tcW w:w="1785" w:type="dxa"/>
+            <w:tcBorders>
+              <w:top w:val="nil"/>
+              <w:left w:val="nil"/>
+              <w:bottom w:val="nil"/>
+              <w:right w:val="nil"/>
+            </w:tcBorders>
+            <w:vAlign w:val="bottom"/>
+            <w:hideMark/>
+          </w:tcPr>
+          <w:p>
+            <w:pPr>
+              <w:spacing w:after="0" w:line="240" w:lineRule="auto"/>
+              <w:rPr>
+                <w:rFonts w:ascii="Times New Roman" w:eastAsia="Times New Roman" w:hAnsi="Times New Roman" w:cs="Times New Roman"/>
+                <w:kern w:val="0"/>
+                <w:sz w:val="20"/>
+                <w:szCs w:val="20"/>
+                <w14:ligatures w14:val="none"/>
+              </w:rPr>
+            </w:pPr>
+          </w:p>
+        </w:tc>
+        <w:tc>
+          <w:tcPr>
+            <w:tcW w:w="2090" w:type="dxa"/>
+            <w:gridSpan w:val="3"/>
+            <w:tcBorders>
+              <w:top w:val="nil"/>
+              <w:left w:val="nil"/>
+              <w:bottom w:val="nil"/>
+              <w:right w:val="nil"/>
+            </w:tcBorders>
+            <w:vAlign w:val="bottom"/>
+            <w:hideMark/>
+          </w:tcPr>
+          <w:p>
+            <w:pPr>
+              <w:spacing w:after="0" w:line="240" w:lineRule="auto"/>
+              <w:rPr>
+                <w:rFonts w:ascii="Times New Roman" w:eastAsia="Times New Roman" w:hAnsi="Times New Roman" w:cs="Times New Roman"/>
+                <w:kern w:val="0"/>
+                <w:sz w:val="20"/>
+                <w:szCs w:val="20"/>
+                <w14:ligatures w14:val="none"/>
+              </w:rPr>
+            </w:pPr>
+          </w:p>
+        </w:tc>
+        <w:tc>
+          <w:tcPr>
+            <w:tcW w:w="1620" w:type="dxa"/>
+            <w:tcBorders>
+              <w:top w:val="nil"/>
+              <w:left w:val="nil"/>
+              <w:bottom w:val="nil"/>
+              <w:right w:val="nil"/>
+            </w:tcBorders>
+            <w:vAlign w:val="bottom"/>
+            <w:hideMark/>
+          </w:tcPr>
+          <w:p>
+            <w:pPr>
+              <w:spacing w:after="0" w:line="240" w:lineRule="auto"/>
+              <w:rPr>
+                <w:rFonts w:ascii="Times New Roman" w:eastAsia="Times New Roman" w:hAnsi="Times New Roman" w:cs="Times New Roman"/>
+                <w:kern w:val="0"/>
+                <w:sz w:val="20"/>
+                <w:szCs w:val="20"/>
+                <w14:ligatures w14:val="none"/>
+              </w:rPr>
+            </w:pPr>
+          </w:p>
+        </w:tc>
+        <w:tc>
+          <w:tcPr>
+            <w:tcW w:w="1574" w:type="dxa"/>
             <w:tcBorders>
               <w:top w:val="nil"/>
               <w:left w:val="nil"/>
@@ -6698,7 +6703,6 @@
         <w:tc>
           <w:tcPr>
             <w:tcW w:w="536" w:type="dxa"/>
-            <w:gridSpan w:val="2"/>
             <w:tcBorders>
               <w:top w:val="nil"/>
               <w:left w:val="nil"/>
@@ -6749,82 +6753,82 @@
         <w:tc>
           <w:tcPr>
             <w:tcW w:w="236" w:type="dxa"/>
-            <w:gridSpan w:val="2"/>
-            <w:tcBorders>
-              <w:top w:val="nil"/>
-              <w:left w:val="nil"/>
-              <w:bottom w:val="nil"/>
-              <w:right w:val="nil"/>
-            </w:tcBorders>
-            <w:vAlign w:val="bottom"/>
-            <w:hideMark/>
-          </w:tcPr>
-          <w:p>
-            <w:pPr>
-              <w:spacing w:after="0" w:line="240" w:lineRule="auto"/>
-              <w:rPr>
-                <w:rFonts w:ascii="Times New Roman" w:eastAsia="Times New Roman" w:hAnsi="Times New Roman" w:cs="Times New Roman"/>
-                <w:kern w:val="0"/>
-                <w:sz w:val="20"/>
-                <w:szCs w:val="20"/>
-                <w14:ligatures w14:val="none"/>
-              </w:rPr>
-            </w:pPr>
-          </w:p>
-        </w:tc>
-        <w:tc>
-          <w:tcPr>
-            <w:tcW w:w="1550" w:type="dxa"/>
-            <w:tcBorders>
-              <w:top w:val="nil"/>
-              <w:left w:val="nil"/>
-              <w:bottom w:val="nil"/>
-              <w:right w:val="nil"/>
-            </w:tcBorders>
-            <w:vAlign w:val="bottom"/>
-            <w:hideMark/>
-          </w:tcPr>
-          <w:p>
-            <w:pPr>
-              <w:spacing w:after="0" w:line="240" w:lineRule="auto"/>
-              <w:rPr>
-                <w:rFonts w:ascii="Times New Roman" w:eastAsia="Times New Roman" w:hAnsi="Times New Roman" w:cs="Times New Roman"/>
-                <w:kern w:val="0"/>
-                <w:sz w:val="20"/>
-                <w:szCs w:val="20"/>
-                <w14:ligatures w14:val="none"/>
-              </w:rPr>
-            </w:pPr>
-          </w:p>
-        </w:tc>
-        <w:tc>
-          <w:tcPr>
-            <w:tcW w:w="1949" w:type="dxa"/>
-            <w:tcBorders>
-              <w:top w:val="nil"/>
-              <w:left w:val="nil"/>
-              <w:bottom w:val="nil"/>
-              <w:right w:val="nil"/>
-            </w:tcBorders>
-            <w:vAlign w:val="bottom"/>
-            <w:hideMark/>
-          </w:tcPr>
-          <w:p>
-            <w:pPr>
-              <w:spacing w:after="0" w:line="240" w:lineRule="auto"/>
-              <w:rPr>
-                <w:rFonts w:ascii="Times New Roman" w:eastAsia="Times New Roman" w:hAnsi="Times New Roman" w:cs="Times New Roman"/>
-                <w:kern w:val="0"/>
-                <w:sz w:val="20"/>
-                <w:szCs w:val="20"/>
-                <w14:ligatures w14:val="none"/>
-              </w:rPr>
-            </w:pPr>
-          </w:p>
-        </w:tc>
-        <w:tc>
-          <w:tcPr>
-            <w:tcW w:w="1785" w:type="dxa"/>
+            <w:tcBorders>
+              <w:top w:val="nil"/>
+              <w:left w:val="nil"/>
+              <w:bottom w:val="nil"/>
+              <w:right w:val="nil"/>
+            </w:tcBorders>
+            <w:vAlign w:val="bottom"/>
+            <w:hideMark/>
+          </w:tcPr>
+          <w:p>
+            <w:pPr>
+              <w:spacing w:after="0" w:line="240" w:lineRule="auto"/>
+              <w:rPr>
+                <w:rFonts w:ascii="Times New Roman" w:eastAsia="Times New Roman" w:hAnsi="Times New Roman" w:cs="Times New Roman"/>
+                <w:kern w:val="0"/>
+                <w:sz w:val="20"/>
+                <w:szCs w:val="20"/>
+                <w14:ligatures w14:val="none"/>
+              </w:rPr>
+            </w:pPr>
+          </w:p>
+        </w:tc>
+        <w:tc>
+          <w:tcPr>
+            <w:tcW w:w="2090" w:type="dxa"/>
+            <w:gridSpan w:val="3"/>
+            <w:tcBorders>
+              <w:top w:val="nil"/>
+              <w:left w:val="nil"/>
+              <w:bottom w:val="nil"/>
+              <w:right w:val="nil"/>
+            </w:tcBorders>
+            <w:vAlign w:val="bottom"/>
+            <w:hideMark/>
+          </w:tcPr>
+          <w:p>
+            <w:pPr>
+              <w:spacing w:after="0" w:line="240" w:lineRule="auto"/>
+              <w:rPr>
+                <w:rFonts w:ascii="Times New Roman" w:eastAsia="Times New Roman" w:hAnsi="Times New Roman" w:cs="Times New Roman"/>
+                <w:kern w:val="0"/>
+                <w:sz w:val="20"/>
+                <w:szCs w:val="20"/>
+                <w14:ligatures w14:val="none"/>
+              </w:rPr>
+            </w:pPr>
+          </w:p>
+        </w:tc>
+        <w:tc>
+          <w:tcPr>
+            <w:tcW w:w="1620" w:type="dxa"/>
+            <w:tcBorders>
+              <w:top w:val="nil"/>
+              <w:left w:val="nil"/>
+              <w:bottom w:val="nil"/>
+              <w:right w:val="nil"/>
+            </w:tcBorders>
+            <w:vAlign w:val="bottom"/>
+            <w:hideMark/>
+          </w:tcPr>
+          <w:p>
+            <w:pPr>
+              <w:spacing w:after="0" w:line="240" w:lineRule="auto"/>
+              <w:rPr>
+                <w:rFonts w:ascii="Times New Roman" w:eastAsia="Times New Roman" w:hAnsi="Times New Roman" w:cs="Times New Roman"/>
+                <w:kern w:val="0"/>
+                <w:sz w:val="20"/>
+                <w:szCs w:val="20"/>
+                <w14:ligatures w14:val="none"/>
+              </w:rPr>
+            </w:pPr>
+          </w:p>
+        </w:tc>
+        <w:tc>
+          <w:tcPr>
+            <w:tcW w:w="1574" w:type="dxa"/>
             <w:tcBorders>
               <w:top w:val="nil"/>
               <w:left w:val="nil"/>
@@ -6980,7 +6984,6 @@
         <w:tc>
           <w:tcPr>
             <w:tcW w:w="536" w:type="dxa"/>
-            <w:gridSpan w:val="2"/>
             <w:tcBorders>
               <w:top w:val="nil"/>
               <w:left w:val="nil"/>
@@ -7031,82 +7034,82 @@
         <w:tc>
           <w:tcPr>
             <w:tcW w:w="236" w:type="dxa"/>
-            <w:gridSpan w:val="2"/>
-            <w:tcBorders>
-              <w:top w:val="nil"/>
-              <w:left w:val="nil"/>
-              <w:bottom w:val="nil"/>
-              <w:right w:val="nil"/>
-            </w:tcBorders>
-            <w:vAlign w:val="bottom"/>
-            <w:hideMark/>
-          </w:tcPr>
-          <w:p>
-            <w:pPr>
-              <w:spacing w:after="0" w:line="240" w:lineRule="auto"/>
-              <w:rPr>
-                <w:rFonts w:ascii="Times New Roman" w:eastAsia="Times New Roman" w:hAnsi="Times New Roman" w:cs="Times New Roman"/>
-                <w:kern w:val="0"/>
-                <w:sz w:val="20"/>
-                <w:szCs w:val="20"/>
-                <w14:ligatures w14:val="none"/>
-              </w:rPr>
-            </w:pPr>
-          </w:p>
-        </w:tc>
-        <w:tc>
-          <w:tcPr>
-            <w:tcW w:w="1550" w:type="dxa"/>
-            <w:tcBorders>
-              <w:top w:val="nil"/>
-              <w:left w:val="nil"/>
-              <w:bottom w:val="nil"/>
-              <w:right w:val="nil"/>
-            </w:tcBorders>
-            <w:vAlign w:val="bottom"/>
-            <w:hideMark/>
-          </w:tcPr>
-          <w:p>
-            <w:pPr>
-              <w:spacing w:after="0" w:line="240" w:lineRule="auto"/>
-              <w:rPr>
-                <w:rFonts w:ascii="Times New Roman" w:eastAsia="Times New Roman" w:hAnsi="Times New Roman" w:cs="Times New Roman"/>
-                <w:kern w:val="0"/>
-                <w:sz w:val="20"/>
-                <w:szCs w:val="20"/>
-                <w14:ligatures w14:val="none"/>
-              </w:rPr>
-            </w:pPr>
-          </w:p>
-        </w:tc>
-        <w:tc>
-          <w:tcPr>
-            <w:tcW w:w="1949" w:type="dxa"/>
-            <w:tcBorders>
-              <w:top w:val="nil"/>
-              <w:left w:val="nil"/>
-              <w:bottom w:val="nil"/>
-              <w:right w:val="nil"/>
-            </w:tcBorders>
-            <w:vAlign w:val="bottom"/>
-            <w:hideMark/>
-          </w:tcPr>
-          <w:p>
-            <w:pPr>
-              <w:spacing w:after="0" w:line="240" w:lineRule="auto"/>
-              <w:rPr>
-                <w:rFonts w:ascii="Times New Roman" w:eastAsia="Times New Roman" w:hAnsi="Times New Roman" w:cs="Times New Roman"/>
-                <w:kern w:val="0"/>
-                <w:sz w:val="20"/>
-                <w:szCs w:val="20"/>
-                <w14:ligatures w14:val="none"/>
-              </w:rPr>
-            </w:pPr>
-          </w:p>
-        </w:tc>
-        <w:tc>
-          <w:tcPr>
-            <w:tcW w:w="1785" w:type="dxa"/>
+            <w:tcBorders>
+              <w:top w:val="nil"/>
+              <w:left w:val="nil"/>
+              <w:bottom w:val="nil"/>
+              <w:right w:val="nil"/>
+            </w:tcBorders>
+            <w:vAlign w:val="bottom"/>
+            <w:hideMark/>
+          </w:tcPr>
+          <w:p>
+            <w:pPr>
+              <w:spacing w:after="0" w:line="240" w:lineRule="auto"/>
+              <w:rPr>
+                <w:rFonts w:ascii="Times New Roman" w:eastAsia="Times New Roman" w:hAnsi="Times New Roman" w:cs="Times New Roman"/>
+                <w:kern w:val="0"/>
+                <w:sz w:val="20"/>
+                <w:szCs w:val="20"/>
+                <w14:ligatures w14:val="none"/>
+              </w:rPr>
+            </w:pPr>
+          </w:p>
+        </w:tc>
+        <w:tc>
+          <w:tcPr>
+            <w:tcW w:w="2090" w:type="dxa"/>
+            <w:gridSpan w:val="3"/>
+            <w:tcBorders>
+              <w:top w:val="nil"/>
+              <w:left w:val="nil"/>
+              <w:bottom w:val="nil"/>
+              <w:right w:val="nil"/>
+            </w:tcBorders>
+            <w:vAlign w:val="bottom"/>
+            <w:hideMark/>
+          </w:tcPr>
+          <w:p>
+            <w:pPr>
+              <w:spacing w:after="0" w:line="240" w:lineRule="auto"/>
+              <w:rPr>
+                <w:rFonts w:ascii="Times New Roman" w:eastAsia="Times New Roman" w:hAnsi="Times New Roman" w:cs="Times New Roman"/>
+                <w:kern w:val="0"/>
+                <w:sz w:val="20"/>
+                <w:szCs w:val="20"/>
+                <w14:ligatures w14:val="none"/>
+              </w:rPr>
+            </w:pPr>
+          </w:p>
+        </w:tc>
+        <w:tc>
+          <w:tcPr>
+            <w:tcW w:w="1620" w:type="dxa"/>
+            <w:tcBorders>
+              <w:top w:val="nil"/>
+              <w:left w:val="nil"/>
+              <w:bottom w:val="nil"/>
+              <w:right w:val="nil"/>
+            </w:tcBorders>
+            <w:vAlign w:val="bottom"/>
+            <w:hideMark/>
+          </w:tcPr>
+          <w:p>
+            <w:pPr>
+              <w:spacing w:after="0" w:line="240" w:lineRule="auto"/>
+              <w:rPr>
+                <w:rFonts w:ascii="Times New Roman" w:eastAsia="Times New Roman" w:hAnsi="Times New Roman" w:cs="Times New Roman"/>
+                <w:kern w:val="0"/>
+                <w:sz w:val="20"/>
+                <w:szCs w:val="20"/>
+                <w14:ligatures w14:val="none"/>
+              </w:rPr>
+            </w:pPr>
+          </w:p>
+        </w:tc>
+        <w:tc>
+          <w:tcPr>
+            <w:tcW w:w="1574" w:type="dxa"/>
             <w:tcBorders>
               <w:top w:val="nil"/>
               <w:left w:val="nil"/>
@@ -7262,7 +7265,6 @@
         <w:tc>
           <w:tcPr>
             <w:tcW w:w="536" w:type="dxa"/>
-            <w:gridSpan w:val="2"/>
             <w:tcBorders>
               <w:top w:val="nil"/>
               <w:left w:val="nil"/>
@@ -7313,7 +7315,6 @@
         <w:tc>
           <w:tcPr>
             <w:tcW w:w="236" w:type="dxa"/>
-            <w:gridSpan w:val="2"/>
             <w:tcBorders>
               <w:top w:val="nil"/>
               <w:left w:val="nil"/>
@@ -7338,7 +7339,8 @@
         </w:tc>
         <w:tc>
           <w:tcPr>
-            <w:tcW w:w="1550" w:type="dxa"/>
+            <w:tcW w:w="2090" w:type="dxa"/>
+            <w:gridSpan w:val="3"/>
             <w:tcBorders>
               <w:top w:val="nil"/>
               <w:left w:val="nil"/>
@@ -7364,7 +7366,7 @@
         </w:tc>
         <w:tc>
           <w:tcPr>
-            <w:tcW w:w="1949" w:type="dxa"/>
+            <w:tcW w:w="1620" w:type="dxa"/>
             <w:tcBorders>
               <w:top w:val="nil"/>
               <w:left w:val="nil"/>
@@ -7389,7 +7391,7 @@
         </w:tc>
         <w:tc>
           <w:tcPr>
-            <w:tcW w:w="1785" w:type="dxa"/>
+            <w:tcW w:w="1574" w:type="dxa"/>
             <w:tcBorders>
               <w:top w:val="nil"/>
               <w:left w:val="nil"/>
@@ -7546,7 +7548,6 @@
         <w:tc>
           <w:tcPr>
             <w:tcW w:w="536" w:type="dxa"/>
-            <w:gridSpan w:val="2"/>
             <w:tcBorders>
               <w:top w:val="nil"/>
               <w:left w:val="nil"/>
@@ -7597,7 +7598,6 @@
         <w:tc>
           <w:tcPr>
             <w:tcW w:w="236" w:type="dxa"/>
-            <w:gridSpan w:val="2"/>
             <w:tcBorders>
               <w:top w:val="nil"/>
               <w:left w:val="nil"/>
@@ -7622,7 +7622,8 @@
         </w:tc>
         <w:tc>
           <w:tcPr>
-            <w:tcW w:w="1550" w:type="dxa"/>
+            <w:tcW w:w="2090" w:type="dxa"/>
+            <w:gridSpan w:val="3"/>
             <w:tcBorders>
               <w:top w:val="nil"/>
               <w:left w:val="nil"/>
@@ -7648,7 +7649,7 @@
         </w:tc>
         <w:tc>
           <w:tcPr>
-            <w:tcW w:w="1949" w:type="dxa"/>
+            <w:tcW w:w="1620" w:type="dxa"/>
             <w:tcBorders>
               <w:top w:val="nil"/>
               <w:left w:val="nil"/>
@@ -7673,7 +7674,7 @@
         </w:tc>
         <w:tc>
           <w:tcPr>
-            <w:tcW w:w="1785" w:type="dxa"/>
+            <w:tcW w:w="1574" w:type="dxa"/>
             <w:tcBorders>
               <w:top w:val="nil"/>
               <w:left w:val="nil"/>
@@ -7830,7 +7831,6 @@
         <w:tc>
           <w:tcPr>
             <w:tcW w:w="536" w:type="dxa"/>
-            <w:gridSpan w:val="2"/>
             <w:tcBorders>
               <w:top w:val="nil"/>
               <w:left w:val="nil"/>
@@ -7881,7 +7881,6 @@
         <w:tc>
           <w:tcPr>
             <w:tcW w:w="236" w:type="dxa"/>
-            <w:gridSpan w:val="2"/>
             <w:tcBorders>
               <w:top w:val="nil"/>
               <w:left w:val="nil"/>
@@ -7907,7 +7906,8 @@
         </w:tc>
         <w:tc>
           <w:tcPr>
-            <w:tcW w:w="1550" w:type="dxa"/>
+            <w:tcW w:w="2090" w:type="dxa"/>
+            <w:gridSpan w:val="3"/>
             <w:tcBorders>
               <w:top w:val="nil"/>
               <w:left w:val="nil"/>
@@ -7945,7 +7945,7 @@
         </w:tc>
         <w:tc>
           <w:tcPr>
-            <w:tcW w:w="3734" w:type="dxa"/>
+            <w:tcW w:w="3194" w:type="dxa"/>
             <w:gridSpan w:val="2"/>
             <w:tcBorders>
               <w:top w:val="nil"/>
@@ -8117,7 +8117,6 @@
         <w:tc>
           <w:tcPr>
             <w:tcW w:w="536" w:type="dxa"/>
-            <w:gridSpan w:val="2"/>
             <w:tcBorders>
               <w:top w:val="nil"/>
               <w:left w:val="nil"/>
@@ -8168,7 +8167,7 @@
         <w:tc>
           <w:tcPr>
             <w:tcW w:w="5520" w:type="dxa"/>
-            <w:gridSpan w:val="5"/>
+            <w:gridSpan w:val="6"/>
             <w:tcBorders>
               <w:top w:val="nil"/>
               <w:left w:val="nil"/>
@@ -8345,33 +8344,32 @@
         <w:tc>
           <w:tcPr>
             <w:tcW w:w="536" w:type="dxa"/>
-            <w:gridSpan w:val="2"/>
-            <w:tcBorders>
-              <w:top w:val="nil"/>
-              <w:left w:val="nil"/>
-              <w:bottom w:val="nil"/>
-              <w:right w:val="nil"/>
-            </w:tcBorders>
-            <w:vAlign w:val="bottom"/>
-            <w:hideMark/>
-          </w:tcPr>
-          <w:p>
-            <w:pPr>
-              <w:spacing w:after="0" w:line="240" w:lineRule="auto"/>
-              <w:rPr>
-                <w:rFonts w:ascii="Times New Roman" w:eastAsia="Times New Roman" w:hAnsi="Times New Roman" w:cs="Times New Roman"/>
-                <w:kern w:val="0"/>
-                <w:sz w:val="20"/>
-                <w:szCs w:val="20"/>
-                <w14:ligatures w14:val="none"/>
-              </w:rPr>
-            </w:pPr>
-          </w:p>
-        </w:tc>
-        <w:tc>
-          <w:tcPr>
-            <w:tcW w:w="2022" w:type="dxa"/>
-            <w:gridSpan w:val="4"/>
+            <w:tcBorders>
+              <w:top w:val="nil"/>
+              <w:left w:val="nil"/>
+              <w:bottom w:val="nil"/>
+              <w:right w:val="nil"/>
+            </w:tcBorders>
+            <w:vAlign w:val="bottom"/>
+            <w:hideMark/>
+          </w:tcPr>
+          <w:p>
+            <w:pPr>
+              <w:spacing w:after="0" w:line="240" w:lineRule="auto"/>
+              <w:rPr>
+                <w:rFonts w:ascii="Times New Roman" w:eastAsia="Times New Roman" w:hAnsi="Times New Roman" w:cs="Times New Roman"/>
+                <w:kern w:val="0"/>
+                <w:sz w:val="20"/>
+                <w:szCs w:val="20"/>
+                <w14:ligatures w14:val="none"/>
+              </w:rPr>
+            </w:pPr>
+          </w:p>
+        </w:tc>
+        <w:tc>
+          <w:tcPr>
+            <w:tcW w:w="2562" w:type="dxa"/>
+            <w:gridSpan w:val="5"/>
             <w:tcBorders>
               <w:top w:val="nil"/>
               <w:left w:val="nil"/>
@@ -8396,7 +8394,7 @@
         </w:tc>
         <w:tc>
           <w:tcPr>
-            <w:tcW w:w="1949" w:type="dxa"/>
+            <w:tcW w:w="1620" w:type="dxa"/>
             <w:tcBorders>
               <w:top w:val="nil"/>
               <w:left w:val="nil"/>
@@ -8422,7 +8420,7 @@
         </w:tc>
         <w:tc>
           <w:tcPr>
-            <w:tcW w:w="1785" w:type="dxa"/>
+            <w:tcW w:w="1574" w:type="dxa"/>
             <w:tcBorders>
               <w:top w:val="nil"/>
               <w:left w:val="nil"/>
@@ -8578,7 +8576,6 @@
         <w:tc>
           <w:tcPr>
             <w:tcW w:w="536" w:type="dxa"/>
-            <w:gridSpan w:val="2"/>
             <w:tcBorders>
               <w:top w:val="nil"/>
               <w:left w:val="nil"/>
@@ -8629,82 +8626,82 @@
         <w:tc>
           <w:tcPr>
             <w:tcW w:w="236" w:type="dxa"/>
-            <w:gridSpan w:val="2"/>
-            <w:tcBorders>
-              <w:top w:val="nil"/>
-              <w:left w:val="nil"/>
-              <w:bottom w:val="nil"/>
-              <w:right w:val="nil"/>
-            </w:tcBorders>
-            <w:vAlign w:val="bottom"/>
-            <w:hideMark/>
-          </w:tcPr>
-          <w:p>
-            <w:pPr>
-              <w:spacing w:after="0" w:line="240" w:lineRule="auto"/>
-              <w:rPr>
-                <w:rFonts w:ascii="Times New Roman" w:eastAsia="Times New Roman" w:hAnsi="Times New Roman" w:cs="Times New Roman"/>
-                <w:kern w:val="0"/>
-                <w:sz w:val="20"/>
-                <w:szCs w:val="20"/>
-                <w14:ligatures w14:val="none"/>
-              </w:rPr>
-            </w:pPr>
-          </w:p>
-        </w:tc>
-        <w:tc>
-          <w:tcPr>
-            <w:tcW w:w="1550" w:type="dxa"/>
-            <w:tcBorders>
-              <w:top w:val="nil"/>
-              <w:left w:val="nil"/>
-              <w:bottom w:val="nil"/>
-              <w:right w:val="nil"/>
-            </w:tcBorders>
-            <w:vAlign w:val="bottom"/>
-            <w:hideMark/>
-          </w:tcPr>
-          <w:p>
-            <w:pPr>
-              <w:spacing w:after="0" w:line="240" w:lineRule="auto"/>
-              <w:rPr>
-                <w:rFonts w:ascii="Times New Roman" w:eastAsia="Times New Roman" w:hAnsi="Times New Roman" w:cs="Times New Roman"/>
-                <w:kern w:val="0"/>
-                <w:sz w:val="20"/>
-                <w:szCs w:val="20"/>
-                <w14:ligatures w14:val="none"/>
-              </w:rPr>
-            </w:pPr>
-          </w:p>
-        </w:tc>
-        <w:tc>
-          <w:tcPr>
-            <w:tcW w:w="1949" w:type="dxa"/>
-            <w:tcBorders>
-              <w:top w:val="nil"/>
-              <w:left w:val="nil"/>
-              <w:bottom w:val="nil"/>
-              <w:right w:val="nil"/>
-            </w:tcBorders>
-            <w:vAlign w:val="bottom"/>
-            <w:hideMark/>
-          </w:tcPr>
-          <w:p>
-            <w:pPr>
-              <w:spacing w:after="0" w:line="240" w:lineRule="auto"/>
-              <w:rPr>
-                <w:rFonts w:ascii="Times New Roman" w:eastAsia="Times New Roman" w:hAnsi="Times New Roman" w:cs="Times New Roman"/>
-                <w:kern w:val="0"/>
-                <w:sz w:val="20"/>
-                <w:szCs w:val="20"/>
-                <w14:ligatures w14:val="none"/>
-              </w:rPr>
-            </w:pPr>
-          </w:p>
-        </w:tc>
-        <w:tc>
-          <w:tcPr>
-            <w:tcW w:w="1785" w:type="dxa"/>
+            <w:tcBorders>
+              <w:top w:val="nil"/>
+              <w:left w:val="nil"/>
+              <w:bottom w:val="nil"/>
+              <w:right w:val="nil"/>
+            </w:tcBorders>
+            <w:vAlign w:val="bottom"/>
+            <w:hideMark/>
+          </w:tcPr>
+          <w:p>
+            <w:pPr>
+              <w:spacing w:after="0" w:line="240" w:lineRule="auto"/>
+              <w:rPr>
+                <w:rFonts w:ascii="Times New Roman" w:eastAsia="Times New Roman" w:hAnsi="Times New Roman" w:cs="Times New Roman"/>
+                <w:kern w:val="0"/>
+                <w:sz w:val="20"/>
+                <w:szCs w:val="20"/>
+                <w14:ligatures w14:val="none"/>
+              </w:rPr>
+            </w:pPr>
+          </w:p>
+        </w:tc>
+        <w:tc>
+          <w:tcPr>
+            <w:tcW w:w="2090" w:type="dxa"/>
+            <w:gridSpan w:val="3"/>
+            <w:tcBorders>
+              <w:top w:val="nil"/>
+              <w:left w:val="nil"/>
+              <w:bottom w:val="nil"/>
+              <w:right w:val="nil"/>
+            </w:tcBorders>
+            <w:vAlign w:val="bottom"/>
+            <w:hideMark/>
+          </w:tcPr>
+          <w:p>
+            <w:pPr>
+              <w:spacing w:after="0" w:line="240" w:lineRule="auto"/>
+              <w:rPr>
+                <w:rFonts w:ascii="Times New Roman" w:eastAsia="Times New Roman" w:hAnsi="Times New Roman" w:cs="Times New Roman"/>
+                <w:kern w:val="0"/>
+                <w:sz w:val="20"/>
+                <w:szCs w:val="20"/>
+                <w14:ligatures w14:val="none"/>
+              </w:rPr>
+            </w:pPr>
+          </w:p>
+        </w:tc>
+        <w:tc>
+          <w:tcPr>
+            <w:tcW w:w="1620" w:type="dxa"/>
+            <w:tcBorders>
+              <w:top w:val="nil"/>
+              <w:left w:val="nil"/>
+              <w:bottom w:val="nil"/>
+              <w:right w:val="nil"/>
+            </w:tcBorders>
+            <w:vAlign w:val="bottom"/>
+            <w:hideMark/>
+          </w:tcPr>
+          <w:p>
+            <w:pPr>
+              <w:spacing w:after="0" w:line="240" w:lineRule="auto"/>
+              <w:rPr>
+                <w:rFonts w:ascii="Times New Roman" w:eastAsia="Times New Roman" w:hAnsi="Times New Roman" w:cs="Times New Roman"/>
+                <w:kern w:val="0"/>
+                <w:sz w:val="20"/>
+                <w:szCs w:val="20"/>
+                <w14:ligatures w14:val="none"/>
+              </w:rPr>
+            </w:pPr>
+          </w:p>
+        </w:tc>
+        <w:tc>
+          <w:tcPr>
+            <w:tcW w:w="1574" w:type="dxa"/>
             <w:tcBorders>
               <w:top w:val="nil"/>
               <w:left w:val="nil"/>
